--- a/docs/SIGET_Documento_Introductorio.docx
+++ b/docs/SIGET_Documento_Introductorio.docx
@@ -262,7 +262,7 @@
         <w:jc w:val="both"/>
       </w:pPr>
       <w:r>
-        <w:t xml:space="preserve">Proteger el sistema con controles por capas: aislamiento de red, SELinux, contenedores sin privilegios de administrador, autenticación multifactor y control de acceso por roles.</w:t>
+        <w:t>Proteger el sistema con controles por capas: aislamiento de red, SELinux, contenedores sin privilegios de root, autenticación multifactor y control de acceso por roles.</w:t>
       </w:r>
     </w:p>
     <w:p>
@@ -8082,7 +8082,7 @@
                 <w:sz w:val="18"/>
                 <w:szCs w:val="18"/>
               </w:rPr>
-              <w:t xml:space="preserve">Interfaz para ciudadano, funcionario, supervisor y administrador.</w:t>
+              <w:t>Interfaz para ciudadano, funcionario, supervisor, coordinador institucional, operador de plataforma y auditor.</w:t>
             </w:r>
           </w:p>
         </w:tc>
@@ -8666,7 +8666,7 @@
                 <w:sz w:val="18"/>
                 <w:szCs w:val="18"/>
               </w:rPr>
-              <w:t xml:space="preserve">Contenedores sin privilegios de administrador, políticas de acceso y secretos fuera del código.</w:t>
+              <w:t>Contenedores sin privilegios de root, políticas de acceso y secretos fuera del código.</w:t>
             </w:r>
           </w:p>
         </w:tc>
@@ -9279,7 +9279,7 @@
                 <w:sz w:val="18"/>
                 <w:szCs w:val="18"/>
               </w:rPr>
-              <w:t xml:space="preserve">Obligatorio para funcionario, supervisor y administrador.</w:t>
+              <w:t>Obligatorio para funcionario, supervisor, coordinador institucional, operador de plataforma y auditor.</w:t>
             </w:r>
           </w:p>
         </w:tc>
@@ -10931,7 +10931,7 @@
                 <w:sz w:val="18"/>
                 <w:szCs w:val="18"/>
               </w:rPr>
-              <w:t xml:space="preserve">Administrador</w:t>
+              <w:t>Coordinador institucional</w:t>
             </w:r>
           </w:p>
         </w:tc>
@@ -10966,7 +10966,7 @@
                 <w:sz w:val="18"/>
                 <w:szCs w:val="18"/>
               </w:rPr>
-              <w:t xml:space="preserve">Gestiona usuarios, instituciones y el catálogo de trámites.</w:t>
+              <w:t>Gestiona los usuarios, las membresías y el catálogo de trámites de su institución.</w:t>
             </w:r>
           </w:p>
         </w:tc>
@@ -11002,6 +11002,228 @@
                 <w:szCs w:val="18"/>
               </w:rPr>
               <w:t xml:space="preserve">Obligatorio</w:t>
+            </w:r>
+          </w:p>
+        </w:tc>
+      </w:tr>
+      <w:tr>
+        <w:trPr>
+          <w:cantSplit/>
+          <w:tblHeader w:val="off"/>
+        </w:trPr>
+        <w:tc>
+          <w:tcPr>
+            <w:tcW w:type="dxa" w:w="2000"/>
+            <w:tcBorders>
+              <w:top w:val="single" w:color="BFBFBF" w:sz="4"/>
+              <w:left w:val="single" w:color="BFBFBF" w:sz="4"/>
+              <w:bottom w:val="single" w:color="BFBFBF" w:sz="4"/>
+              <w:right w:val="single" w:color="BFBFBF" w:sz="4"/>
+            </w:tcBorders>
+            <w:shd w:fill="F2F7FB" w:val="clear"/>
+            <w:tcMar>
+              <w:top w:type="dxa" w:w="60"/>
+              <w:left w:type="dxa" w:w="100"/>
+              <w:bottom w:type="dxa" w:w="60"/>
+              <w:right w:type="dxa" w:w="100"/>
+            </w:tcMar>
+            <w:vAlign w:val="top"/>
+          </w:tcPr>
+          <w:p>
+            <w:pPr>
+              <w:spacing w:after="40" w:line="252"/>
+              <w:jc w:val="left"/>
+            </w:pPr>
+            <w:r>
+              <w:rPr>
+                <w:b w:val="false"/>
+                <w:bCs w:val="false"/>
+                <w:color w:val="000000"/>
+                <w:sz w:val="18"/>
+                <w:szCs w:val="18"/>
+              </w:rPr>
+              <w:t>Operador de plataforma</w:t>
+            </w:r>
+          </w:p>
+        </w:tc>
+        <w:tc>
+          <w:tcPr>
+            <w:tcW w:type="dxa" w:w="6160"/>
+            <w:tcBorders>
+              <w:top w:val="single" w:color="BFBFBF" w:sz="4"/>
+              <w:left w:val="single" w:color="BFBFBF" w:sz="4"/>
+              <w:bottom w:val="single" w:color="BFBFBF" w:sz="4"/>
+              <w:right w:val="single" w:color="BFBFBF" w:sz="4"/>
+            </w:tcBorders>
+            <w:shd w:fill="F2F7FB" w:val="clear"/>
+            <w:tcMar>
+              <w:top w:type="dxa" w:w="60"/>
+              <w:left w:type="dxa" w:w="100"/>
+              <w:bottom w:type="dxa" w:w="60"/>
+              <w:right w:type="dxa" w:w="100"/>
+            </w:tcMar>
+            <w:vAlign w:val="top"/>
+          </w:tcPr>
+          <w:p>
+            <w:pPr>
+              <w:spacing w:after="40" w:line="252"/>
+              <w:jc w:val="left"/>
+            </w:pPr>
+            <w:r>
+              <w:rPr>
+                <w:b w:val="false"/>
+                <w:bCs w:val="false"/>
+                <w:color w:val="000000"/>
+                <w:sz w:val="18"/>
+                <w:szCs w:val="18"/>
+              </w:rPr>
+              <w:t>Gestiona la infraestructura y el alta de instituciones, sin acceso a trámites.</w:t>
+            </w:r>
+          </w:p>
+        </w:tc>
+        <w:tc>
+          <w:tcPr>
+            <w:tcW w:type="dxa" w:w="1200"/>
+            <w:tcBorders>
+              <w:top w:val="single" w:color="BFBFBF" w:sz="4"/>
+              <w:left w:val="single" w:color="BFBFBF" w:sz="4"/>
+              <w:bottom w:val="single" w:color="BFBFBF" w:sz="4"/>
+              <w:right w:val="single" w:color="BFBFBF" w:sz="4"/>
+            </w:tcBorders>
+            <w:shd w:fill="F2F7FB" w:val="clear"/>
+            <w:tcMar>
+              <w:top w:type="dxa" w:w="60"/>
+              <w:left w:type="dxa" w:w="100"/>
+              <w:bottom w:type="dxa" w:w="60"/>
+              <w:right w:type="dxa" w:w="100"/>
+            </w:tcMar>
+            <w:vAlign w:val="top"/>
+          </w:tcPr>
+          <w:p>
+            <w:pPr>
+              <w:spacing w:after="40" w:line="252"/>
+              <w:jc w:val="left"/>
+            </w:pPr>
+            <w:r>
+              <w:rPr>
+                <w:b w:val="false"/>
+                <w:bCs w:val="false"/>
+                <w:color w:val="000000"/>
+                <w:sz w:val="18"/>
+                <w:szCs w:val="18"/>
+              </w:rPr>
+              <w:t>Obligatorio</w:t>
+            </w:r>
+          </w:p>
+        </w:tc>
+      </w:tr>
+      <w:tr>
+        <w:trPr>
+          <w:cantSplit/>
+          <w:tblHeader w:val="off"/>
+        </w:trPr>
+        <w:tc>
+          <w:tcPr>
+            <w:tcW w:type="dxa" w:w="2000"/>
+            <w:tcBorders>
+              <w:top w:val="single" w:color="BFBFBF" w:sz="4"/>
+              <w:left w:val="single" w:color="BFBFBF" w:sz="4"/>
+              <w:bottom w:val="single" w:color="BFBFBF" w:sz="4"/>
+              <w:right w:val="single" w:color="BFBFBF" w:sz="4"/>
+            </w:tcBorders>
+            <w:shd w:fill="F2F7FB" w:val="clear"/>
+            <w:tcMar>
+              <w:top w:type="dxa" w:w="60"/>
+              <w:left w:type="dxa" w:w="100"/>
+              <w:bottom w:type="dxa" w:w="60"/>
+              <w:right w:type="dxa" w:w="100"/>
+            </w:tcMar>
+            <w:vAlign w:val="top"/>
+          </w:tcPr>
+          <w:p>
+            <w:pPr>
+              <w:spacing w:after="40" w:line="252"/>
+              <w:jc w:val="left"/>
+            </w:pPr>
+            <w:r>
+              <w:rPr>
+                <w:b w:val="false"/>
+                <w:bCs w:val="false"/>
+                <w:color w:val="000000"/>
+                <w:sz w:val="18"/>
+                <w:szCs w:val="18"/>
+              </w:rPr>
+              <w:t>Auditor</w:t>
+            </w:r>
+          </w:p>
+        </w:tc>
+        <w:tc>
+          <w:tcPr>
+            <w:tcW w:type="dxa" w:w="6160"/>
+            <w:tcBorders>
+              <w:top w:val="single" w:color="BFBFBF" w:sz="4"/>
+              <w:left w:val="single" w:color="BFBFBF" w:sz="4"/>
+              <w:bottom w:val="single" w:color="BFBFBF" w:sz="4"/>
+              <w:right w:val="single" w:color="BFBFBF" w:sz="4"/>
+            </w:tcBorders>
+            <w:shd w:fill="F2F7FB" w:val="clear"/>
+            <w:tcMar>
+              <w:top w:type="dxa" w:w="60"/>
+              <w:left w:type="dxa" w:w="100"/>
+              <w:bottom w:type="dxa" w:w="60"/>
+              <w:right w:type="dxa" w:w="100"/>
+            </w:tcMar>
+            <w:vAlign w:val="top"/>
+          </w:tcPr>
+          <w:p>
+            <w:pPr>
+              <w:spacing w:after="40" w:line="252"/>
+              <w:jc w:val="left"/>
+            </w:pPr>
+            <w:r>
+              <w:rPr>
+                <w:b w:val="false"/>
+                <w:bCs w:val="false"/>
+                <w:color w:val="000000"/>
+                <w:sz w:val="18"/>
+                <w:szCs w:val="18"/>
+              </w:rPr>
+              <w:t>Lee la auditoría de todas las instituciones, sin tocar trámites.</w:t>
+            </w:r>
+          </w:p>
+        </w:tc>
+        <w:tc>
+          <w:tcPr>
+            <w:tcW w:type="dxa" w:w="1200"/>
+            <w:tcBorders>
+              <w:top w:val="single" w:color="BFBFBF" w:sz="4"/>
+              <w:left w:val="single" w:color="BFBFBF" w:sz="4"/>
+              <w:bottom w:val="single" w:color="BFBFBF" w:sz="4"/>
+              <w:right w:val="single" w:color="BFBFBF" w:sz="4"/>
+            </w:tcBorders>
+            <w:shd w:fill="F2F7FB" w:val="clear"/>
+            <w:tcMar>
+              <w:top w:type="dxa" w:w="60"/>
+              <w:left w:type="dxa" w:w="100"/>
+              <w:bottom w:type="dxa" w:w="60"/>
+              <w:right w:type="dxa" w:w="100"/>
+            </w:tcMar>
+            <w:vAlign w:val="top"/>
+          </w:tcPr>
+          <w:p>
+            <w:pPr>
+              <w:spacing w:after="40" w:line="252"/>
+              <w:jc w:val="left"/>
+            </w:pPr>
+            <w:r>
+              <w:rPr>
+                <w:b w:val="false"/>
+                <w:bCs w:val="false"/>
+                <w:color w:val="000000"/>
+                <w:sz w:val="18"/>
+                <w:szCs w:val="18"/>
+              </w:rPr>
+              <w:t>Obligatorio</w:t>
             </w:r>
           </w:p>
         </w:tc>

--- a/docs/SIGET_Documento_Introductorio.docx
+++ b/docs/SIGET_Documento_Introductorio.docx
@@ -8082,7 +8082,7 @@
                 <w:sz w:val="18"/>
                 <w:szCs w:val="18"/>
               </w:rPr>
-              <w:t>Interfaz para ciudadano, funcionario, supervisor, coordinador institucional, operador de plataforma y auditor.</w:t>
+              <w:t>Interfaz para ciudadano, funcionario, supervisor, coordinador institucional, los cinco roles de operación de plataforma y auditor.</w:t>
             </w:r>
           </w:p>
         </w:tc>
@@ -9279,7 +9279,7 @@
                 <w:sz w:val="18"/>
                 <w:szCs w:val="18"/>
               </w:rPr>
-              <w:t>Obligatorio para funcionario, supervisor, coordinador institucional, operador de plataforma y auditor.</w:t>
+              <w:t>Obligatorio para funcionario, supervisor, coordinador institucional, los cinco roles de operación de plataforma y auditor.</w:t>
             </w:r>
           </w:p>
         </w:tc>
@@ -11042,7 +11042,7 @@
                 <w:sz w:val="18"/>
                 <w:szCs w:val="18"/>
               </w:rPr>
-              <w:t>Operador de plataforma</w:t>
+              <w:t>Operador de infraestructura</w:t>
             </w:r>
           </w:p>
         </w:tc>
@@ -11077,7 +11077,451 @@
                 <w:sz w:val="18"/>
                 <w:szCs w:val="18"/>
               </w:rPr>
-              <w:t>Gestiona la infraestructura y el alta de instituciones, sin acceso a trámites.</w:t>
+              <w:t>Gestiona servidores, contenedores, despliegues y parches, sin acceso a trámites.</w:t>
+            </w:r>
+          </w:p>
+        </w:tc>
+        <w:tc>
+          <w:tcPr>
+            <w:tcW w:type="dxa" w:w="1200"/>
+            <w:tcBorders>
+              <w:top w:val="single" w:color="BFBFBF" w:sz="4"/>
+              <w:left w:val="single" w:color="BFBFBF" w:sz="4"/>
+              <w:bottom w:val="single" w:color="BFBFBF" w:sz="4"/>
+              <w:right w:val="single" w:color="BFBFBF" w:sz="4"/>
+            </w:tcBorders>
+            <w:shd w:fill="F2F7FB" w:val="clear"/>
+            <w:tcMar>
+              <w:top w:type="dxa" w:w="60"/>
+              <w:left w:type="dxa" w:w="100"/>
+              <w:bottom w:type="dxa" w:w="60"/>
+              <w:right w:type="dxa" w:w="100"/>
+            </w:tcMar>
+            <w:vAlign w:val="top"/>
+          </w:tcPr>
+          <w:p>
+            <w:pPr>
+              <w:spacing w:after="40" w:line="252"/>
+              <w:jc w:val="left"/>
+            </w:pPr>
+            <w:r>
+              <w:rPr>
+                <w:b w:val="false"/>
+                <w:bCs w:val="false"/>
+                <w:color w:val="000000"/>
+                <w:sz w:val="18"/>
+                <w:szCs w:val="18"/>
+              </w:rPr>
+              <w:t>Obligatorio</w:t>
+            </w:r>
+          </w:p>
+        </w:tc>
+      </w:tr>
+      <w:tr>
+        <w:trPr>
+          <w:cantSplit/>
+          <w:tblHeader w:val="off"/>
+        </w:trPr>
+        <w:tc>
+          <w:tcPr>
+            <w:tcW w:type="dxa" w:w="2000"/>
+            <w:tcBorders>
+              <w:top w:val="single" w:color="BFBFBF" w:sz="4"/>
+              <w:left w:val="single" w:color="BFBFBF" w:sz="4"/>
+              <w:bottom w:val="single" w:color="BFBFBF" w:sz="4"/>
+              <w:right w:val="single" w:color="BFBFBF" w:sz="4"/>
+            </w:tcBorders>
+            <w:shd w:fill="F2F7FB" w:val="clear"/>
+            <w:tcMar>
+              <w:top w:type="dxa" w:w="60"/>
+              <w:left w:type="dxa" w:w="100"/>
+              <w:bottom w:type="dxa" w:w="60"/>
+              <w:right w:type="dxa" w:w="100"/>
+            </w:tcMar>
+            <w:vAlign w:val="top"/>
+          </w:tcPr>
+          <w:p>
+            <w:pPr>
+              <w:spacing w:after="40" w:line="252"/>
+              <w:jc w:val="left"/>
+            </w:pPr>
+            <w:r>
+              <w:rPr>
+                <w:b w:val="false"/>
+                <w:bCs w:val="false"/>
+                <w:color w:val="000000"/>
+                <w:sz w:val="18"/>
+                <w:szCs w:val="18"/>
+              </w:rPr>
+              <w:t>Operador de identidades</w:t>
+            </w:r>
+          </w:p>
+        </w:tc>
+        <w:tc>
+          <w:tcPr>
+            <w:tcW w:type="dxa" w:w="6160"/>
+            <w:tcBorders>
+              <w:top w:val="single" w:color="BFBFBF" w:sz="4"/>
+              <w:left w:val="single" w:color="BFBFBF" w:sz="4"/>
+              <w:bottom w:val="single" w:color="BFBFBF" w:sz="4"/>
+              <w:right w:val="single" w:color="BFBFBF" w:sz="4"/>
+            </w:tcBorders>
+            <w:shd w:fill="F2F7FB" w:val="clear"/>
+            <w:tcMar>
+              <w:top w:type="dxa" w:w="60"/>
+              <w:left w:type="dxa" w:w="100"/>
+              <w:bottom w:type="dxa" w:w="60"/>
+              <w:right w:type="dxa" w:w="100"/>
+            </w:tcMar>
+            <w:vAlign w:val="top"/>
+          </w:tcPr>
+          <w:p>
+            <w:pPr>
+              <w:spacing w:after="40" w:line="252"/>
+              <w:jc w:val="left"/>
+            </w:pPr>
+            <w:r>
+              <w:rPr>
+                <w:b w:val="false"/>
+                <w:bCs w:val="false"/>
+                <w:color w:val="000000"/>
+                <w:sz w:val="18"/>
+                <w:szCs w:val="18"/>
+              </w:rPr>
+              <w:t>Da de alta a los coordinadores y restablece el segundo factor (con control dual).</w:t>
+            </w:r>
+          </w:p>
+        </w:tc>
+        <w:tc>
+          <w:tcPr>
+            <w:tcW w:type="dxa" w:w="1200"/>
+            <w:tcBorders>
+              <w:top w:val="single" w:color="BFBFBF" w:sz="4"/>
+              <w:left w:val="single" w:color="BFBFBF" w:sz="4"/>
+              <w:bottom w:val="single" w:color="BFBFBF" w:sz="4"/>
+              <w:right w:val="single" w:color="BFBFBF" w:sz="4"/>
+            </w:tcBorders>
+            <w:shd w:fill="F2F7FB" w:val="clear"/>
+            <w:tcMar>
+              <w:top w:type="dxa" w:w="60"/>
+              <w:left w:type="dxa" w:w="100"/>
+              <w:bottom w:type="dxa" w:w="60"/>
+              <w:right w:type="dxa" w:w="100"/>
+            </w:tcMar>
+            <w:vAlign w:val="top"/>
+          </w:tcPr>
+          <w:p>
+            <w:pPr>
+              <w:spacing w:after="40" w:line="252"/>
+              <w:jc w:val="left"/>
+            </w:pPr>
+            <w:r>
+              <w:rPr>
+                <w:b w:val="false"/>
+                <w:bCs w:val="false"/>
+                <w:color w:val="000000"/>
+                <w:sz w:val="18"/>
+                <w:szCs w:val="18"/>
+              </w:rPr>
+              <w:t>Obligatorio</w:t>
+            </w:r>
+          </w:p>
+        </w:tc>
+      </w:tr>
+      <w:tr>
+        <w:trPr>
+          <w:cantSplit/>
+          <w:tblHeader w:val="off"/>
+        </w:trPr>
+        <w:tc>
+          <w:tcPr>
+            <w:tcW w:type="dxa" w:w="2000"/>
+            <w:tcBorders>
+              <w:top w:val="single" w:color="BFBFBF" w:sz="4"/>
+              <w:left w:val="single" w:color="BFBFBF" w:sz="4"/>
+              <w:bottom w:val="single" w:color="BFBFBF" w:sz="4"/>
+              <w:right w:val="single" w:color="BFBFBF" w:sz="4"/>
+            </w:tcBorders>
+            <w:shd w:fill="F2F7FB" w:val="clear"/>
+            <w:tcMar>
+              <w:top w:type="dxa" w:w="60"/>
+              <w:left w:type="dxa" w:w="100"/>
+              <w:bottom w:type="dxa" w:w="60"/>
+              <w:right w:type="dxa" w:w="100"/>
+            </w:tcMar>
+            <w:vAlign w:val="top"/>
+          </w:tcPr>
+          <w:p>
+            <w:pPr>
+              <w:spacing w:after="40" w:line="252"/>
+              <w:jc w:val="left"/>
+            </w:pPr>
+            <w:r>
+              <w:rPr>
+                <w:b w:val="false"/>
+                <w:bCs w:val="false"/>
+                <w:color w:val="000000"/>
+                <w:sz w:val="18"/>
+                <w:szCs w:val="18"/>
+              </w:rPr>
+              <w:t>Operador de catálogo</w:t>
+            </w:r>
+          </w:p>
+        </w:tc>
+        <w:tc>
+          <w:tcPr>
+            <w:tcW w:type="dxa" w:w="6160"/>
+            <w:tcBorders>
+              <w:top w:val="single" w:color="BFBFBF" w:sz="4"/>
+              <w:left w:val="single" w:color="BFBFBF" w:sz="4"/>
+              <w:bottom w:val="single" w:color="BFBFBF" w:sz="4"/>
+              <w:right w:val="single" w:color="BFBFBF" w:sz="4"/>
+            </w:tcBorders>
+            <w:shd w:fill="F2F7FB" w:val="clear"/>
+            <w:tcMar>
+              <w:top w:type="dxa" w:w="60"/>
+              <w:left w:type="dxa" w:w="100"/>
+              <w:bottom w:type="dxa" w:w="60"/>
+              <w:right w:type="dxa" w:w="100"/>
+            </w:tcMar>
+            <w:vAlign w:val="top"/>
+          </w:tcPr>
+          <w:p>
+            <w:pPr>
+              <w:spacing w:after="40" w:line="252"/>
+              <w:jc w:val="left"/>
+            </w:pPr>
+            <w:r>
+              <w:rPr>
+                <w:b w:val="false"/>
+                <w:bCs w:val="false"/>
+                <w:color w:val="000000"/>
+                <w:sz w:val="18"/>
+                <w:szCs w:val="18"/>
+              </w:rPr>
+              <w:t>Da de alta instituciones y tipos de trámite base (con control dual).</w:t>
+            </w:r>
+          </w:p>
+        </w:tc>
+        <w:tc>
+          <w:tcPr>
+            <w:tcW w:type="dxa" w:w="1200"/>
+            <w:tcBorders>
+              <w:top w:val="single" w:color="BFBFBF" w:sz="4"/>
+              <w:left w:val="single" w:color="BFBFBF" w:sz="4"/>
+              <w:bottom w:val="single" w:color="BFBFBF" w:sz="4"/>
+              <w:right w:val="single" w:color="BFBFBF" w:sz="4"/>
+            </w:tcBorders>
+            <w:shd w:fill="F2F7FB" w:val="clear"/>
+            <w:tcMar>
+              <w:top w:type="dxa" w:w="60"/>
+              <w:left w:type="dxa" w:w="100"/>
+              <w:bottom w:type="dxa" w:w="60"/>
+              <w:right w:type="dxa" w:w="100"/>
+            </w:tcMar>
+            <w:vAlign w:val="top"/>
+          </w:tcPr>
+          <w:p>
+            <w:pPr>
+              <w:spacing w:after="40" w:line="252"/>
+              <w:jc w:val="left"/>
+            </w:pPr>
+            <w:r>
+              <w:rPr>
+                <w:b w:val="false"/>
+                <w:bCs w:val="false"/>
+                <w:color w:val="000000"/>
+                <w:sz w:val="18"/>
+                <w:szCs w:val="18"/>
+              </w:rPr>
+              <w:t>Obligatorio</w:t>
+            </w:r>
+          </w:p>
+        </w:tc>
+      </w:tr>
+      <w:tr>
+        <w:trPr>
+          <w:cantSplit/>
+          <w:tblHeader w:val="off"/>
+        </w:trPr>
+        <w:tc>
+          <w:tcPr>
+            <w:tcW w:type="dxa" w:w="2000"/>
+            <w:tcBorders>
+              <w:top w:val="single" w:color="BFBFBF" w:sz="4"/>
+              <w:left w:val="single" w:color="BFBFBF" w:sz="4"/>
+              <w:bottom w:val="single" w:color="BFBFBF" w:sz="4"/>
+              <w:right w:val="single" w:color="BFBFBF" w:sz="4"/>
+            </w:tcBorders>
+            <w:shd w:fill="F2F7FB" w:val="clear"/>
+            <w:tcMar>
+              <w:top w:type="dxa" w:w="60"/>
+              <w:left w:type="dxa" w:w="100"/>
+              <w:bottom w:type="dxa" w:w="60"/>
+              <w:right w:type="dxa" w:w="100"/>
+            </w:tcMar>
+            <w:vAlign w:val="top"/>
+          </w:tcPr>
+          <w:p>
+            <w:pPr>
+              <w:spacing w:after="40" w:line="252"/>
+              <w:jc w:val="left"/>
+            </w:pPr>
+            <w:r>
+              <w:rPr>
+                <w:b w:val="false"/>
+                <w:bCs w:val="false"/>
+                <w:color w:val="000000"/>
+                <w:sz w:val="18"/>
+                <w:szCs w:val="18"/>
+              </w:rPr>
+              <w:t>Operador de seguridad</w:t>
+            </w:r>
+          </w:p>
+        </w:tc>
+        <w:tc>
+          <w:tcPr>
+            <w:tcW w:type="dxa" w:w="6160"/>
+            <w:tcBorders>
+              <w:top w:val="single" w:color="BFBFBF" w:sz="4"/>
+              <w:left w:val="single" w:color="BFBFBF" w:sz="4"/>
+              <w:bottom w:val="single" w:color="BFBFBF" w:sz="4"/>
+              <w:right w:val="single" w:color="BFBFBF" w:sz="4"/>
+            </w:tcBorders>
+            <w:shd w:fill="F2F7FB" w:val="clear"/>
+            <w:tcMar>
+              <w:top w:type="dxa" w:w="60"/>
+              <w:left w:type="dxa" w:w="100"/>
+              <w:bottom w:type="dxa" w:w="60"/>
+              <w:right w:type="dxa" w:w="100"/>
+            </w:tcMar>
+            <w:vAlign w:val="top"/>
+          </w:tcPr>
+          <w:p>
+            <w:pPr>
+              <w:spacing w:after="40" w:line="252"/>
+              <w:jc w:val="left"/>
+            </w:pPr>
+            <w:r>
+              <w:rPr>
+                <w:b w:val="false"/>
+                <w:bCs w:val="false"/>
+                <w:color w:val="000000"/>
+                <w:sz w:val="18"/>
+                <w:szCs w:val="18"/>
+              </w:rPr>
+              <w:t>Bloquea cuentas y revoca sesiones ante incidentes.</w:t>
+            </w:r>
+          </w:p>
+        </w:tc>
+        <w:tc>
+          <w:tcPr>
+            <w:tcW w:type="dxa" w:w="1200"/>
+            <w:tcBorders>
+              <w:top w:val="single" w:color="BFBFBF" w:sz="4"/>
+              <w:left w:val="single" w:color="BFBFBF" w:sz="4"/>
+              <w:bottom w:val="single" w:color="BFBFBF" w:sz="4"/>
+              <w:right w:val="single" w:color="BFBFBF" w:sz="4"/>
+            </w:tcBorders>
+            <w:shd w:fill="F2F7FB" w:val="clear"/>
+            <w:tcMar>
+              <w:top w:type="dxa" w:w="60"/>
+              <w:left w:type="dxa" w:w="100"/>
+              <w:bottom w:type="dxa" w:w="60"/>
+              <w:right w:type="dxa" w:w="100"/>
+            </w:tcMar>
+            <w:vAlign w:val="top"/>
+          </w:tcPr>
+          <w:p>
+            <w:pPr>
+              <w:spacing w:after="40" w:line="252"/>
+              <w:jc w:val="left"/>
+            </w:pPr>
+            <w:r>
+              <w:rPr>
+                <w:b w:val="false"/>
+                <w:bCs w:val="false"/>
+                <w:color w:val="000000"/>
+                <w:sz w:val="18"/>
+                <w:szCs w:val="18"/>
+              </w:rPr>
+              <w:t>Obligatorio</w:t>
+            </w:r>
+          </w:p>
+        </w:tc>
+      </w:tr>
+      <w:tr>
+        <w:trPr>
+          <w:cantSplit/>
+          <w:tblHeader w:val="off"/>
+        </w:trPr>
+        <w:tc>
+          <w:tcPr>
+            <w:tcW w:type="dxa" w:w="2000"/>
+            <w:tcBorders>
+              <w:top w:val="single" w:color="BFBFBF" w:sz="4"/>
+              <w:left w:val="single" w:color="BFBFBF" w:sz="4"/>
+              <w:bottom w:val="single" w:color="BFBFBF" w:sz="4"/>
+              <w:right w:val="single" w:color="BFBFBF" w:sz="4"/>
+            </w:tcBorders>
+            <w:shd w:fill="F2F7FB" w:val="clear"/>
+            <w:tcMar>
+              <w:top w:type="dxa" w:w="60"/>
+              <w:left w:type="dxa" w:w="100"/>
+              <w:bottom w:type="dxa" w:w="60"/>
+              <w:right w:type="dxa" w:w="100"/>
+            </w:tcMar>
+            <w:vAlign w:val="top"/>
+          </w:tcPr>
+          <w:p>
+            <w:pPr>
+              <w:spacing w:after="40" w:line="252"/>
+              <w:jc w:val="left"/>
+            </w:pPr>
+            <w:r>
+              <w:rPr>
+                <w:b w:val="false"/>
+                <w:bCs w:val="false"/>
+                <w:color w:val="000000"/>
+                <w:sz w:val="18"/>
+                <w:szCs w:val="18"/>
+              </w:rPr>
+              <w:t>Custodio de secretos</w:t>
+            </w:r>
+          </w:p>
+        </w:tc>
+        <w:tc>
+          <w:tcPr>
+            <w:tcW w:type="dxa" w:w="6160"/>
+            <w:tcBorders>
+              <w:top w:val="single" w:color="BFBFBF" w:sz="4"/>
+              <w:left w:val="single" w:color="BFBFBF" w:sz="4"/>
+              <w:bottom w:val="single" w:color="BFBFBF" w:sz="4"/>
+              <w:right w:val="single" w:color="BFBFBF" w:sz="4"/>
+            </w:tcBorders>
+            <w:shd w:fill="F2F7FB" w:val="clear"/>
+            <w:tcMar>
+              <w:top w:type="dxa" w:w="60"/>
+              <w:left w:type="dxa" w:w="100"/>
+              <w:bottom w:type="dxa" w:w="60"/>
+              <w:right w:type="dxa" w:w="100"/>
+            </w:tcMar>
+            <w:vAlign w:val="top"/>
+          </w:tcPr>
+          <w:p>
+            <w:pPr>
+              <w:spacing w:after="40" w:line="252"/>
+              <w:jc w:val="left"/>
+            </w:pPr>
+            <w:r>
+              <w:rPr>
+                <w:b w:val="false"/>
+                <w:bCs w:val="false"/>
+                <w:color w:val="000000"/>
+                <w:sz w:val="18"/>
+                <w:szCs w:val="18"/>
+              </w:rPr>
+              <w:t>Rota contraseñas, claves y certificados.</w:t>
             </w:r>
           </w:p>
         </w:tc>
